--- a/DOCS/Proje Formu.docx
+++ b/DOCS/Proje Formu.docx
@@ -680,6 +680,7 @@
               </w:rPr>
               <w:t>Öğ</w:t>
             </w:r>
+            <w:proofErr w:type="spellEnd"/>
             <w:r>
               <w:rPr>
                 <w:rStyle w:val="Yok"/>
@@ -690,35 +691,8 @@
                 <w:szCs w:val="24"/>
                 <w:lang w:val="it-IT"/>
               </w:rPr>
-              <w:t>renci</w:t>
-            </w:r>
-            <w:proofErr w:type="spellEnd"/>
-            <w:r>
-              <w:rPr>
-                <w:rStyle w:val="Yok"/>
-                <w:rFonts w:ascii="Times New Roman" w:hAnsi="Times New Roman" w:cs="Times New Roman"/>
-                <w:b/>
-                <w:bCs/>
-                <w:sz w:val="24"/>
-                <w:szCs w:val="24"/>
-                <w:lang w:val="it-IT"/>
-              </w:rPr>
-              <w:t xml:space="preserve"> Ad </w:t>
-            </w:r>
-            <w:proofErr w:type="spellStart"/>
-            <w:r>
-              <w:rPr>
-                <w:rStyle w:val="Yok"/>
-                <w:rFonts w:ascii="Times New Roman" w:hAnsi="Times New Roman" w:cs="Times New Roman"/>
-                <w:b/>
-                <w:bCs/>
-                <w:sz w:val="24"/>
-                <w:szCs w:val="24"/>
-                <w:lang w:val="it-IT"/>
-              </w:rPr>
-              <w:t>Soyad</w:t>
-            </w:r>
-            <w:proofErr w:type="spellEnd"/>
+              <w:t>renci Ad Soyad</w:t>
+            </w:r>
           </w:p>
         </w:tc>
         <w:tc>
@@ -928,7 +902,6 @@
               </w:rPr>
               <w:t>Ü</w:t>
             </w:r>
-            <w:proofErr w:type="spellStart"/>
             <w:r>
               <w:rPr>
                 <w:rStyle w:val="Yok"/>
@@ -939,20 +912,7 @@
                 <w:szCs w:val="24"/>
                 <w:lang w:val="nl-NL"/>
               </w:rPr>
-              <w:t>nvan</w:t>
-            </w:r>
-            <w:proofErr w:type="spellEnd"/>
-            <w:r>
-              <w:rPr>
-                <w:rStyle w:val="Yok"/>
-                <w:rFonts w:ascii="Times New Roman" w:hAnsi="Times New Roman" w:cs="Times New Roman"/>
-                <w:b/>
-                <w:bCs/>
-                <w:sz w:val="24"/>
-                <w:szCs w:val="24"/>
-                <w:lang w:val="nl-NL"/>
-              </w:rPr>
-              <w:t xml:space="preserve"> </w:t>
+              <w:t xml:space="preserve">nvan </w:t>
             </w:r>
           </w:p>
           <w:p>
@@ -968,8 +928,6 @@
                 <w:lang w:val="nl-NL"/>
               </w:rPr>
             </w:pPr>
-            <w:proofErr w:type="spellStart"/>
-            <w:proofErr w:type="gramStart"/>
             <w:r>
               <w:rPr>
                 <w:rStyle w:val="Yok"/>
@@ -978,32 +936,8 @@
                 <w:szCs w:val="24"/>
                 <w:lang w:val="nl-NL"/>
               </w:rPr>
-              <w:t>Dr.Öğretim</w:t>
-            </w:r>
-            <w:proofErr w:type="spellEnd"/>
-            <w:proofErr w:type="gramEnd"/>
-            <w:r>
-              <w:rPr>
-                <w:rStyle w:val="Yok"/>
-                <w:rFonts w:ascii="Times New Roman" w:hAnsi="Times New Roman" w:cs="Times New Roman"/>
-                <w:sz w:val="24"/>
-                <w:szCs w:val="24"/>
-                <w:lang w:val="nl-NL"/>
-              </w:rPr>
-              <w:t xml:space="preserve"> </w:t>
-            </w:r>
-            <w:proofErr w:type="spellStart"/>
-            <w:r>
-              <w:rPr>
-                <w:rStyle w:val="Yok"/>
-                <w:rFonts w:ascii="Times New Roman" w:hAnsi="Times New Roman" w:cs="Times New Roman"/>
-                <w:sz w:val="24"/>
-                <w:szCs w:val="24"/>
-                <w:lang w:val="nl-NL"/>
-              </w:rPr>
-              <w:t>Üyesi</w:t>
-            </w:r>
-            <w:proofErr w:type="spellEnd"/>
+              <w:t>Dr.Öğretim Üyesi</w:t>
+            </w:r>
           </w:p>
           <w:p>
             <w:pPr>
@@ -1055,22 +989,8 @@
                 <w:szCs w:val="24"/>
                 <w:lang w:val="it-IT"/>
               </w:rPr>
-              <w:t xml:space="preserve">man Ad </w:t>
-            </w:r>
-            <w:proofErr w:type="spellStart"/>
-            <w:r>
-              <w:rPr>
-                <w:rStyle w:val="Yok"/>
-                <w:rFonts w:ascii="Times New Roman" w:hAnsi="Times New Roman" w:cs="Times New Roman"/>
-                <w:b/>
-                <w:bCs/>
-                <w:sz w:val="24"/>
-                <w:szCs w:val="24"/>
-                <w:lang w:val="it-IT"/>
-              </w:rPr>
-              <w:t>Soyad</w:t>
-            </w:r>
-            <w:proofErr w:type="spellEnd"/>
+              <w:t>man Ad Soyad</w:t>
+            </w:r>
           </w:p>
           <w:p>
             <w:pPr>
@@ -1084,7 +1004,6 @@
                 <w:szCs w:val="24"/>
               </w:rPr>
             </w:pPr>
-            <w:proofErr w:type="spellStart"/>
             <w:r>
               <w:rPr>
                 <w:rStyle w:val="Yok"/>
@@ -1093,53 +1012,8 @@
                 <w:szCs w:val="24"/>
                 <w:lang w:val="nl-NL"/>
               </w:rPr>
-              <w:t>Özlem</w:t>
-            </w:r>
-            <w:proofErr w:type="spellEnd"/>
-            <w:r>
-              <w:rPr>
-                <w:rStyle w:val="Yok"/>
-                <w:rFonts w:ascii="Times New Roman" w:hAnsi="Times New Roman" w:cs="Times New Roman"/>
-                <w:sz w:val="24"/>
-                <w:szCs w:val="24"/>
-                <w:lang w:val="nl-NL"/>
-              </w:rPr>
-              <w:t xml:space="preserve"> </w:t>
-            </w:r>
-            <w:proofErr w:type="spellStart"/>
-            <w:r>
-              <w:rPr>
-                <w:rStyle w:val="Yok"/>
-                <w:rFonts w:ascii="Times New Roman" w:hAnsi="Times New Roman" w:cs="Times New Roman"/>
-                <w:sz w:val="24"/>
-                <w:szCs w:val="24"/>
-                <w:lang w:val="nl-NL"/>
-              </w:rPr>
-              <w:t>Erdaş</w:t>
-            </w:r>
-            <w:proofErr w:type="spellEnd"/>
-            <w:r>
-              <w:rPr>
-                <w:rStyle w:val="Yok"/>
-                <w:rFonts w:ascii="Times New Roman" w:hAnsi="Times New Roman" w:cs="Times New Roman"/>
-                <w:sz w:val="24"/>
-                <w:szCs w:val="24"/>
-                <w:lang w:val="nl-NL"/>
-              </w:rPr>
-              <w:t xml:space="preserve"> </w:t>
-            </w:r>
-            <w:proofErr w:type="spellStart"/>
-            <w:r>
-              <w:rPr>
-                <w:rStyle w:val="Yok"/>
-                <w:rFonts w:ascii="Times New Roman" w:hAnsi="Times New Roman" w:cs="Times New Roman"/>
-                <w:sz w:val="24"/>
-                <w:szCs w:val="24"/>
-                <w:lang w:val="nl-NL"/>
-              </w:rPr>
-              <w:t>Çiçek</w:t>
-            </w:r>
-            <w:proofErr w:type="spellEnd"/>
+              <w:t>Özlem Erdaş Çiçek</w:t>
+            </w:r>
           </w:p>
           <w:p>
             <w:pPr>
@@ -8908,33 +8782,15 @@
         </w:rPr>
         <w:t>ö</w:t>
       </w:r>
-      <w:proofErr w:type="spellStart"/>
       <w:r>
         <w:rPr>
           <w:rStyle w:val="Yok"/>
           <w:rFonts w:ascii="Times New Roman" w:hAnsi="Times New Roman" w:cs="Times New Roman"/>
           <w:lang w:val="pt-PT"/>
         </w:rPr>
-        <w:t>ntem</w:t>
-      </w:r>
-      <w:proofErr w:type="spellEnd"/>
-      <w:r>
-        <w:rPr>
-          <w:rStyle w:val="Yok"/>
-          <w:rFonts w:ascii="Times New Roman" w:hAnsi="Times New Roman" w:cs="Times New Roman"/>
-          <w:lang w:val="pt-PT"/>
-        </w:rPr>
-        <w:t xml:space="preserve">, </w:t>
-      </w:r>
-      <w:proofErr w:type="spellStart"/>
-      <w:r>
-        <w:rPr>
-          <w:rStyle w:val="Yok"/>
-          <w:rFonts w:ascii="Times New Roman" w:hAnsi="Times New Roman" w:cs="Times New Roman"/>
-          <w:lang w:val="pt-PT"/>
-        </w:rPr>
-        <w:t>donan</w:t>
-      </w:r>
+        <w:t>ntem, donan</w:t>
+      </w:r>
+      <w:proofErr w:type="spellStart"/>
       <w:r>
         <w:rPr>
           <w:rStyle w:val="Yok"/>
@@ -9341,23 +9197,7 @@
           <w:rFonts w:ascii="Times New Roman" w:hAnsi="Times New Roman" w:cs="Times New Roman"/>
           <w:lang w:val="it-IT"/>
         </w:rPr>
-        <w:t xml:space="preserve">(Data </w:t>
-      </w:r>
-      <w:proofErr w:type="spellStart"/>
-      <w:r>
-        <w:rPr>
-          <w:rFonts w:ascii="Times New Roman" w:hAnsi="Times New Roman" w:cs="Times New Roman"/>
-          <w:lang w:val="it-IT"/>
-        </w:rPr>
-        <w:t>Preprocessing</w:t>
-      </w:r>
-      <w:proofErr w:type="spellEnd"/>
-      <w:r>
-        <w:rPr>
-          <w:rFonts w:ascii="Times New Roman" w:hAnsi="Times New Roman" w:cs="Times New Roman"/>
-          <w:lang w:val="it-IT"/>
-        </w:rPr>
-        <w:t>)</w:t>
+        <w:t>(Data Preprocessing)</w:t>
       </w:r>
       <w:r>
         <w:rPr>
@@ -14120,46 +13960,173 @@
     </w:p>
     <w:p>
       <w:pPr>
-        <w:pStyle w:val="p1"/>
-        <w:spacing w:line="276" w:lineRule="auto"/>
-        <w:jc w:val="both"/>
-        <w:rPr>
-          <w:rStyle w:val="Yok"/>
-        </w:rPr>
-      </w:pPr>
-      <w:r>
-        <w:rPr>
-          <w:rStyle w:val="Yok"/>
-          <w:b/>
-          <w:bCs/>
-        </w:rPr>
-        <w:t>6</w:t>
-      </w:r>
-      <w:r>
-        <w:rPr>
-          <w:rStyle w:val="Yok"/>
-          <w:b/>
-          <w:bCs/>
-        </w:rPr>
-        <w:t xml:space="preserve">. </w:t>
-      </w:r>
-      <w:proofErr w:type="gramStart"/>
-      <w:r>
-        <w:rPr>
-          <w:rStyle w:val="Yok"/>
-          <w:b/>
-          <w:bCs/>
-        </w:rPr>
-        <w:t>Hafta :</w:t>
-      </w:r>
-      <w:proofErr w:type="gramEnd"/>
-      <w:r>
-        <w:rPr>
-          <w:rStyle w:val="Yok"/>
-          <w:b/>
-          <w:bCs/>
+        <w:pStyle w:val="NormalWeb"/>
+      </w:pPr>
+      <w:r>
+        <w:rPr>
+          <w:rStyle w:val="Gl"/>
+        </w:rPr>
+        <w:t>6. Hafta: SQL ile Özellik Üretimi (</w:t>
+      </w:r>
+      <w:proofErr w:type="spellStart"/>
+      <w:r>
+        <w:rPr>
+          <w:rStyle w:val="Gl"/>
+        </w:rPr>
+        <w:t>Feature</w:t>
+      </w:r>
+      <w:proofErr w:type="spellEnd"/>
+      <w:r>
+        <w:rPr>
+          <w:rStyle w:val="Gl"/>
         </w:rPr>
         <w:t xml:space="preserve"> </w:t>
+      </w:r>
+      <w:proofErr w:type="spellStart"/>
+      <w:r>
+        <w:rPr>
+          <w:rStyle w:val="Gl"/>
+        </w:rPr>
+        <w:t>Engineering</w:t>
+      </w:r>
+      <w:proofErr w:type="spellEnd"/>
+      <w:r>
+        <w:rPr>
+          <w:rStyle w:val="Gl"/>
+        </w:rPr>
+        <w:t>)</w:t>
+      </w:r>
+    </w:p>
+    <w:p>
+      <w:pPr>
+        <w:pStyle w:val="NormalWeb"/>
+      </w:pPr>
+      <w:r>
+        <w:t>Bu aşamada veri analizinin daha anlamlı hale getirilmesi amacıyla yeni değişkenler üretilmiştir. Ham veri içerisinde bulunan sayısal değişkenler doğrudan analiz edilmek yerine kategorik gruplara ayrılarak yorumlanabilir hale getirilmiştir. Bu işlem veri bilimi literatüründe “</w:t>
+      </w:r>
+      <w:proofErr w:type="spellStart"/>
+      <w:r>
+        <w:t>feature</w:t>
+      </w:r>
+      <w:proofErr w:type="spellEnd"/>
+      <w:r>
+        <w:t xml:space="preserve"> </w:t>
+      </w:r>
+      <w:proofErr w:type="spellStart"/>
+      <w:r>
+        <w:t>engineering</w:t>
+      </w:r>
+      <w:proofErr w:type="spellEnd"/>
+      <w:r>
+        <w:t>” olarak adlandırılmaktadır.</w:t>
+      </w:r>
+    </w:p>
+    <w:p>
+      <w:pPr>
+        <w:pStyle w:val="NormalWeb"/>
+      </w:pPr>
+      <w:r>
+        <w:t xml:space="preserve">Bu kapsamda SQL kullanılarak </w:t>
+      </w:r>
+      <w:proofErr w:type="spellStart"/>
+      <w:r>
+        <w:t>Employees</w:t>
+      </w:r>
+      <w:proofErr w:type="spellEnd"/>
+      <w:r>
+        <w:t xml:space="preserve"> tablosundaki bazı değişkenler için yeni kategorik değişkenler oluşturulmuştur. Yaş değişkeni belirli aralıklara ayrılarak çalışanların kariyer evrelerini temsil eden yaş grupları oluşturulmuştur. Benzer şekilde çalışanların aylık gelirleri belirli seviyelere ayrılarak gelir seviyeleri tanımlanmıştır. Ayrıca çalışanların şirkette geçirdikleri süreyi temsil eden </w:t>
+      </w:r>
+      <w:proofErr w:type="spellStart"/>
+      <w:r>
+        <w:t>YearsAtCompany</w:t>
+      </w:r>
+      <w:proofErr w:type="spellEnd"/>
+      <w:r>
+        <w:t xml:space="preserve"> değişkeni kullanılarak kıdem grupları oluşturulmuştur.</w:t>
+      </w:r>
+    </w:p>
+    <w:p>
+      <w:pPr>
+        <w:pStyle w:val="NormalWeb"/>
+      </w:pPr>
+      <w:r>
+        <w:t>Bu işlem sonucunda aşağıdaki yeni değişkenler üretilmiştir:</w:t>
+      </w:r>
+    </w:p>
+    <w:p>
+      <w:pPr>
+        <w:pStyle w:val="NormalWeb"/>
+        <w:numPr>
+          <w:ilvl w:val="0"/>
+          <w:numId w:val="28"/>
+        </w:numPr>
+      </w:pPr>
+      <w:proofErr w:type="spellStart"/>
+      <w:r>
+        <w:t>Age_Group</w:t>
+      </w:r>
+      <w:proofErr w:type="spellEnd"/>
+      <w:r>
+        <w:t xml:space="preserve"> (Yaş grubu)</w:t>
+      </w:r>
+    </w:p>
+    <w:p>
+      <w:pPr>
+        <w:pStyle w:val="NormalWeb"/>
+        <w:numPr>
+          <w:ilvl w:val="0"/>
+          <w:numId w:val="28"/>
+        </w:numPr>
+      </w:pPr>
+      <w:proofErr w:type="spellStart"/>
+      <w:r>
+        <w:lastRenderedPageBreak/>
+        <w:t>Income_Level</w:t>
+      </w:r>
+      <w:proofErr w:type="spellEnd"/>
+      <w:r>
+        <w:t xml:space="preserve"> (Gelir seviyesi)</w:t>
+      </w:r>
+    </w:p>
+    <w:p>
+      <w:pPr>
+        <w:pStyle w:val="NormalWeb"/>
+        <w:numPr>
+          <w:ilvl w:val="0"/>
+          <w:numId w:val="28"/>
+        </w:numPr>
+      </w:pPr>
+      <w:proofErr w:type="spellStart"/>
+      <w:r>
+        <w:t>Tenure_Group</w:t>
+      </w:r>
+      <w:proofErr w:type="spellEnd"/>
+      <w:r>
+        <w:t xml:space="preserve"> (Şirkette geçirilen süreye göre kıdem grubu)</w:t>
+      </w:r>
+    </w:p>
+    <w:p>
+      <w:pPr>
+        <w:pStyle w:val="NormalWeb"/>
+      </w:pPr>
+      <w:r>
+        <w:t xml:space="preserve">Bu değişkenler, çalışan ayrılmasını etkileyebilecek faktörlerin daha anlaşılır şekilde analiz edilmesine olanak sağlamaktadır. Oluşturulan bu yeni değişkenler </w:t>
+      </w:r>
+      <w:proofErr w:type="spellStart"/>
+      <w:r>
+        <w:t>vw_HR_Feature_Engineering</w:t>
+      </w:r>
+      <w:proofErr w:type="spellEnd"/>
+      <w:r>
+        <w:t xml:space="preserve"> adlı bir SQL </w:t>
+      </w:r>
+      <w:proofErr w:type="spellStart"/>
+      <w:r>
+        <w:t>view</w:t>
+      </w:r>
+      <w:proofErr w:type="spellEnd"/>
+      <w:r>
+        <w:t xml:space="preserve"> içerisinde tutulmuştur.</w:t>
       </w:r>
     </w:p>
     <w:p>
@@ -14204,6 +14171,321 @@
     </w:p>
     <w:p>
       <w:pPr>
+        <w:pStyle w:val="Gvde"/>
+        <w:spacing w:line="276" w:lineRule="auto"/>
+        <w:jc w:val="both"/>
+        <w:rPr>
+          <w:rStyle w:val="Yok"/>
+          <w:rFonts w:ascii="Times New Roman" w:eastAsia="Times New Roman" w:hAnsi="Times New Roman" w:cs="Times New Roman"/>
+          <w:b/>
+          <w:bCs/>
+          <w:sz w:val="24"/>
+          <w:szCs w:val="24"/>
+        </w:rPr>
+      </w:pPr>
+    </w:p>
+    <w:p>
+      <w:pPr>
+        <w:pStyle w:val="Gvde"/>
+        <w:spacing w:line="276" w:lineRule="auto"/>
+        <w:jc w:val="both"/>
+        <w:rPr>
+          <w:rStyle w:val="Yok"/>
+          <w:rFonts w:ascii="Times New Roman" w:eastAsia="Times New Roman" w:hAnsi="Times New Roman" w:cs="Times New Roman"/>
+          <w:b/>
+          <w:bCs/>
+          <w:sz w:val="24"/>
+          <w:szCs w:val="24"/>
+        </w:rPr>
+      </w:pPr>
+    </w:p>
+    <w:p>
+      <w:pPr>
+        <w:pStyle w:val="Gvde"/>
+        <w:spacing w:line="276" w:lineRule="auto"/>
+        <w:jc w:val="both"/>
+        <w:rPr>
+          <w:rStyle w:val="Yok"/>
+          <w:rFonts w:ascii="Times New Roman" w:eastAsia="Times New Roman" w:hAnsi="Times New Roman" w:cs="Times New Roman"/>
+          <w:b/>
+          <w:bCs/>
+          <w:sz w:val="24"/>
+          <w:szCs w:val="24"/>
+        </w:rPr>
+      </w:pPr>
+    </w:p>
+    <w:p>
+      <w:pPr>
+        <w:pStyle w:val="Gvde"/>
+        <w:spacing w:line="276" w:lineRule="auto"/>
+        <w:jc w:val="both"/>
+        <w:rPr>
+          <w:rStyle w:val="Yok"/>
+          <w:rFonts w:ascii="Times New Roman" w:eastAsia="Times New Roman" w:hAnsi="Times New Roman" w:cs="Times New Roman"/>
+          <w:b/>
+          <w:bCs/>
+          <w:sz w:val="24"/>
+          <w:szCs w:val="24"/>
+        </w:rPr>
+      </w:pPr>
+    </w:p>
+    <w:p>
+      <w:pPr>
+        <w:pStyle w:val="Gvde"/>
+        <w:spacing w:line="276" w:lineRule="auto"/>
+        <w:jc w:val="both"/>
+        <w:rPr>
+          <w:rStyle w:val="Yok"/>
+          <w:rFonts w:ascii="Times New Roman" w:eastAsia="Times New Roman" w:hAnsi="Times New Roman" w:cs="Times New Roman"/>
+          <w:b/>
+          <w:bCs/>
+          <w:sz w:val="24"/>
+          <w:szCs w:val="24"/>
+        </w:rPr>
+      </w:pPr>
+    </w:p>
+    <w:p>
+      <w:pPr>
+        <w:pStyle w:val="Gvde"/>
+        <w:spacing w:line="276" w:lineRule="auto"/>
+        <w:jc w:val="both"/>
+        <w:rPr>
+          <w:rStyle w:val="Yok"/>
+          <w:rFonts w:ascii="Times New Roman" w:eastAsia="Times New Roman" w:hAnsi="Times New Roman" w:cs="Times New Roman"/>
+          <w:b/>
+          <w:bCs/>
+          <w:sz w:val="24"/>
+          <w:szCs w:val="24"/>
+        </w:rPr>
+      </w:pPr>
+    </w:p>
+    <w:p>
+      <w:pPr>
+        <w:pStyle w:val="Gvde"/>
+        <w:spacing w:line="276" w:lineRule="auto"/>
+        <w:jc w:val="both"/>
+        <w:rPr>
+          <w:rStyle w:val="Yok"/>
+          <w:rFonts w:ascii="Times New Roman" w:eastAsia="Times New Roman" w:hAnsi="Times New Roman" w:cs="Times New Roman"/>
+          <w:b/>
+          <w:bCs/>
+          <w:sz w:val="24"/>
+          <w:szCs w:val="24"/>
+        </w:rPr>
+      </w:pPr>
+    </w:p>
+    <w:p>
+      <w:pPr>
+        <w:pStyle w:val="Gvde"/>
+        <w:spacing w:line="276" w:lineRule="auto"/>
+        <w:jc w:val="both"/>
+        <w:rPr>
+          <w:rStyle w:val="Yok"/>
+          <w:rFonts w:ascii="Times New Roman" w:eastAsia="Times New Roman" w:hAnsi="Times New Roman" w:cs="Times New Roman"/>
+          <w:b/>
+          <w:bCs/>
+          <w:sz w:val="24"/>
+          <w:szCs w:val="24"/>
+        </w:rPr>
+      </w:pPr>
+    </w:p>
+    <w:p>
+      <w:pPr>
+        <w:pStyle w:val="Gvde"/>
+        <w:spacing w:line="276" w:lineRule="auto"/>
+        <w:jc w:val="both"/>
+        <w:rPr>
+          <w:rStyle w:val="Yok"/>
+          <w:rFonts w:ascii="Times New Roman" w:eastAsia="Times New Roman" w:hAnsi="Times New Roman" w:cs="Times New Roman"/>
+          <w:b/>
+          <w:bCs/>
+          <w:sz w:val="24"/>
+          <w:szCs w:val="24"/>
+        </w:rPr>
+      </w:pPr>
+    </w:p>
+    <w:p>
+      <w:pPr>
+        <w:pStyle w:val="Gvde"/>
+        <w:spacing w:line="276" w:lineRule="auto"/>
+        <w:jc w:val="both"/>
+        <w:rPr>
+          <w:rStyle w:val="Yok"/>
+          <w:rFonts w:ascii="Times New Roman" w:eastAsia="Times New Roman" w:hAnsi="Times New Roman" w:cs="Times New Roman"/>
+          <w:b/>
+          <w:bCs/>
+          <w:sz w:val="24"/>
+          <w:szCs w:val="24"/>
+        </w:rPr>
+      </w:pPr>
+    </w:p>
+    <w:p>
+      <w:pPr>
+        <w:pStyle w:val="Gvde"/>
+        <w:spacing w:line="276" w:lineRule="auto"/>
+        <w:jc w:val="both"/>
+        <w:rPr>
+          <w:rStyle w:val="Yok"/>
+          <w:rFonts w:ascii="Times New Roman" w:eastAsia="Times New Roman" w:hAnsi="Times New Roman" w:cs="Times New Roman"/>
+          <w:b/>
+          <w:bCs/>
+          <w:sz w:val="24"/>
+          <w:szCs w:val="24"/>
+        </w:rPr>
+      </w:pPr>
+    </w:p>
+    <w:p>
+      <w:pPr>
+        <w:pStyle w:val="Gvde"/>
+        <w:spacing w:line="276" w:lineRule="auto"/>
+        <w:jc w:val="both"/>
+        <w:rPr>
+          <w:rStyle w:val="Yok"/>
+          <w:rFonts w:ascii="Times New Roman" w:eastAsia="Times New Roman" w:hAnsi="Times New Roman" w:cs="Times New Roman"/>
+          <w:b/>
+          <w:bCs/>
+          <w:sz w:val="24"/>
+          <w:szCs w:val="24"/>
+        </w:rPr>
+      </w:pPr>
+    </w:p>
+    <w:p>
+      <w:pPr>
+        <w:pStyle w:val="Gvde"/>
+        <w:spacing w:line="276" w:lineRule="auto"/>
+        <w:jc w:val="both"/>
+        <w:rPr>
+          <w:rStyle w:val="Yok"/>
+          <w:rFonts w:ascii="Times New Roman" w:eastAsia="Times New Roman" w:hAnsi="Times New Roman" w:cs="Times New Roman"/>
+          <w:b/>
+          <w:bCs/>
+          <w:sz w:val="24"/>
+          <w:szCs w:val="24"/>
+        </w:rPr>
+      </w:pPr>
+    </w:p>
+    <w:p>
+      <w:pPr>
+        <w:pStyle w:val="Gvde"/>
+        <w:spacing w:line="276" w:lineRule="auto"/>
+        <w:jc w:val="both"/>
+        <w:rPr>
+          <w:rStyle w:val="Yok"/>
+          <w:rFonts w:ascii="Times New Roman" w:eastAsia="Times New Roman" w:hAnsi="Times New Roman" w:cs="Times New Roman"/>
+          <w:b/>
+          <w:bCs/>
+          <w:sz w:val="24"/>
+          <w:szCs w:val="24"/>
+        </w:rPr>
+      </w:pPr>
+    </w:p>
+    <w:p>
+      <w:pPr>
+        <w:pStyle w:val="Gvde"/>
+        <w:spacing w:line="276" w:lineRule="auto"/>
+        <w:jc w:val="both"/>
+        <w:rPr>
+          <w:rStyle w:val="Yok"/>
+          <w:rFonts w:ascii="Times New Roman" w:eastAsia="Times New Roman" w:hAnsi="Times New Roman" w:cs="Times New Roman"/>
+          <w:b/>
+          <w:bCs/>
+          <w:sz w:val="24"/>
+          <w:szCs w:val="24"/>
+        </w:rPr>
+      </w:pPr>
+    </w:p>
+    <w:p>
+      <w:pPr>
+        <w:pStyle w:val="Gvde"/>
+        <w:spacing w:line="276" w:lineRule="auto"/>
+        <w:jc w:val="both"/>
+        <w:rPr>
+          <w:rStyle w:val="Yok"/>
+          <w:rFonts w:ascii="Times New Roman" w:eastAsia="Times New Roman" w:hAnsi="Times New Roman" w:cs="Times New Roman"/>
+          <w:b/>
+          <w:bCs/>
+          <w:sz w:val="24"/>
+          <w:szCs w:val="24"/>
+        </w:rPr>
+      </w:pPr>
+    </w:p>
+    <w:p>
+      <w:pPr>
+        <w:pStyle w:val="Gvde"/>
+        <w:spacing w:line="276" w:lineRule="auto"/>
+        <w:jc w:val="both"/>
+        <w:rPr>
+          <w:rStyle w:val="Yok"/>
+          <w:rFonts w:ascii="Times New Roman" w:eastAsia="Times New Roman" w:hAnsi="Times New Roman" w:cs="Times New Roman"/>
+          <w:b/>
+          <w:bCs/>
+          <w:sz w:val="24"/>
+          <w:szCs w:val="24"/>
+        </w:rPr>
+      </w:pPr>
+    </w:p>
+    <w:p>
+      <w:pPr>
+        <w:pStyle w:val="Gvde"/>
+        <w:spacing w:line="276" w:lineRule="auto"/>
+        <w:jc w:val="both"/>
+        <w:rPr>
+          <w:rStyle w:val="Yok"/>
+          <w:rFonts w:ascii="Times New Roman" w:eastAsia="Times New Roman" w:hAnsi="Times New Roman" w:cs="Times New Roman"/>
+          <w:b/>
+          <w:bCs/>
+          <w:sz w:val="24"/>
+          <w:szCs w:val="24"/>
+        </w:rPr>
+      </w:pPr>
+    </w:p>
+    <w:p>
+      <w:pPr>
+        <w:pStyle w:val="Gvde"/>
+        <w:spacing w:line="276" w:lineRule="auto"/>
+        <w:jc w:val="both"/>
+        <w:rPr>
+          <w:rStyle w:val="Yok"/>
+          <w:rFonts w:ascii="Times New Roman" w:eastAsia="Times New Roman" w:hAnsi="Times New Roman" w:cs="Times New Roman"/>
+          <w:b/>
+          <w:bCs/>
+          <w:sz w:val="24"/>
+          <w:szCs w:val="24"/>
+        </w:rPr>
+      </w:pPr>
+    </w:p>
+    <w:p>
+      <w:pPr>
+        <w:pStyle w:val="Gvde"/>
+        <w:spacing w:line="276" w:lineRule="auto"/>
+        <w:jc w:val="both"/>
+        <w:rPr>
+          <w:rStyle w:val="Yok"/>
+          <w:rFonts w:ascii="Times New Roman" w:eastAsia="Times New Roman" w:hAnsi="Times New Roman" w:cs="Times New Roman"/>
+          <w:b/>
+          <w:bCs/>
+          <w:sz w:val="24"/>
+          <w:szCs w:val="24"/>
+        </w:rPr>
+      </w:pPr>
+    </w:p>
+    <w:p>
+      <w:pPr>
+        <w:pStyle w:val="Gvde"/>
+        <w:spacing w:line="276" w:lineRule="auto"/>
+        <w:jc w:val="both"/>
+        <w:rPr>
+          <w:rStyle w:val="Yok"/>
+          <w:rFonts w:ascii="Times New Roman" w:eastAsia="Times New Roman" w:hAnsi="Times New Roman" w:cs="Times New Roman"/>
+          <w:b/>
+          <w:bCs/>
+          <w:sz w:val="24"/>
+          <w:szCs w:val="24"/>
+        </w:rPr>
+      </w:pPr>
+    </w:p>
+    <w:p>
+      <w:pPr>
         <w:pStyle w:val="Balk1"/>
         <w:spacing w:line="276" w:lineRule="auto"/>
         <w:jc w:val="both"/>
@@ -14219,6 +14501,7 @@
           <w:rStyle w:val="Yok"/>
           <w:rFonts w:ascii="Times New Roman" w:eastAsia="Arial Unicode MS" w:hAnsi="Times New Roman" w:cs="Times New Roman"/>
         </w:rPr>
+        <w:lastRenderedPageBreak/>
         <w:t>Kaynaklar</w:t>
       </w:r>
       <w:bookmarkEnd w:id="8"/>
@@ -14505,7 +14788,6 @@
         <w:docPartUnique/>
       </w:docPartObj>
     </w:sdtPr>
-    <w:sdtEndPr/>
     <w:sdtContent>
       <w:p>
         <w:pPr>
@@ -14564,7 +14846,6 @@
         <w:docPartUnique/>
       </w:docPartObj>
     </w:sdtPr>
-    <w:sdtEndPr/>
     <w:sdtContent>
       <w:p>
         <w:pPr>
@@ -14959,9 +15240,9 @@
     </w:lvl>
   </w:abstractNum>
   <w:abstractNum w:abstractNumId="2" w15:restartNumberingAfterBreak="0">
-    <w:nsid w:val="0FAA1116"/>
+    <w:nsid w:val="0D507941"/>
     <w:multiLevelType w:val="multilevel"/>
-    <w:tmpl w:val="5A72498C"/>
+    <w:tmpl w:val="140A389A"/>
     <w:lvl w:ilvl="0">
       <w:start w:val="1"/>
       <w:numFmt w:val="bullet"/>
@@ -14969,9 +15250,9 @@
       <w:lvlJc w:val="left"/>
       <w:pPr>
         <w:tabs>
-          <w:tab w:val="num" w:pos="1068"/>
+          <w:tab w:val="num" w:pos="720"/>
         </w:tabs>
-        <w:ind w:left="1068" w:hanging="360"/>
+        <w:ind w:left="720" w:hanging="360"/>
       </w:pPr>
       <w:rPr>
         <w:rFonts w:ascii="Symbol" w:hAnsi="Symbol" w:hint="default"/>
@@ -14985,9 +15266,9 @@
       <w:lvlJc w:val="left"/>
       <w:pPr>
         <w:tabs>
-          <w:tab w:val="num" w:pos="1788"/>
+          <w:tab w:val="num" w:pos="1440"/>
         </w:tabs>
-        <w:ind w:left="1788" w:hanging="360"/>
+        <w:ind w:left="1440" w:hanging="360"/>
       </w:pPr>
       <w:rPr>
         <w:rFonts w:ascii="Courier New" w:hAnsi="Courier New" w:hint="default"/>
@@ -15001,9 +15282,9 @@
       <w:lvlJc w:val="left"/>
       <w:pPr>
         <w:tabs>
-          <w:tab w:val="num" w:pos="2508"/>
+          <w:tab w:val="num" w:pos="2160"/>
         </w:tabs>
-        <w:ind w:left="2508" w:hanging="360"/>
+        <w:ind w:left="2160" w:hanging="360"/>
       </w:pPr>
       <w:rPr>
         <w:rFonts w:ascii="Wingdings" w:hAnsi="Wingdings" w:hint="default"/>
@@ -15017,9 +15298,9 @@
       <w:lvlJc w:val="left"/>
       <w:pPr>
         <w:tabs>
-          <w:tab w:val="num" w:pos="3228"/>
+          <w:tab w:val="num" w:pos="2880"/>
         </w:tabs>
-        <w:ind w:left="3228" w:hanging="360"/>
+        <w:ind w:left="2880" w:hanging="360"/>
       </w:pPr>
       <w:rPr>
         <w:rFonts w:ascii="Wingdings" w:hAnsi="Wingdings" w:hint="default"/>
@@ -15033,9 +15314,9 @@
       <w:lvlJc w:val="left"/>
       <w:pPr>
         <w:tabs>
-          <w:tab w:val="num" w:pos="3948"/>
+          <w:tab w:val="num" w:pos="3600"/>
         </w:tabs>
-        <w:ind w:left="3948" w:hanging="360"/>
+        <w:ind w:left="3600" w:hanging="360"/>
       </w:pPr>
       <w:rPr>
         <w:rFonts w:ascii="Wingdings" w:hAnsi="Wingdings" w:hint="default"/>
@@ -15049,9 +15330,9 @@
       <w:lvlJc w:val="left"/>
       <w:pPr>
         <w:tabs>
-          <w:tab w:val="num" w:pos="4668"/>
+          <w:tab w:val="num" w:pos="4320"/>
         </w:tabs>
-        <w:ind w:left="4668" w:hanging="360"/>
+        <w:ind w:left="4320" w:hanging="360"/>
       </w:pPr>
       <w:rPr>
         <w:rFonts w:ascii="Wingdings" w:hAnsi="Wingdings" w:hint="default"/>
@@ -15065,9 +15346,9 @@
       <w:lvlJc w:val="left"/>
       <w:pPr>
         <w:tabs>
-          <w:tab w:val="num" w:pos="5388"/>
+          <w:tab w:val="num" w:pos="5040"/>
         </w:tabs>
-        <w:ind w:left="5388" w:hanging="360"/>
+        <w:ind w:left="5040" w:hanging="360"/>
       </w:pPr>
       <w:rPr>
         <w:rFonts w:ascii="Wingdings" w:hAnsi="Wingdings" w:hint="default"/>
@@ -15081,9 +15362,9 @@
       <w:lvlJc w:val="left"/>
       <w:pPr>
         <w:tabs>
-          <w:tab w:val="num" w:pos="6108"/>
+          <w:tab w:val="num" w:pos="5760"/>
         </w:tabs>
-        <w:ind w:left="6108" w:hanging="360"/>
+        <w:ind w:left="5760" w:hanging="360"/>
       </w:pPr>
       <w:rPr>
         <w:rFonts w:ascii="Wingdings" w:hAnsi="Wingdings" w:hint="default"/>
@@ -15097,9 +15378,9 @@
       <w:lvlJc w:val="left"/>
       <w:pPr>
         <w:tabs>
-          <w:tab w:val="num" w:pos="6828"/>
+          <w:tab w:val="num" w:pos="6480"/>
         </w:tabs>
-        <w:ind w:left="6828" w:hanging="360"/>
+        <w:ind w:left="6480" w:hanging="360"/>
       </w:pPr>
       <w:rPr>
         <w:rFonts w:ascii="Wingdings" w:hAnsi="Wingdings" w:hint="default"/>
@@ -15108,6 +15389,155 @@
     </w:lvl>
   </w:abstractNum>
   <w:abstractNum w:abstractNumId="3" w15:restartNumberingAfterBreak="0">
+    <w:nsid w:val="0FAA1116"/>
+    <w:multiLevelType w:val="multilevel"/>
+    <w:tmpl w:val="5A72498C"/>
+    <w:lvl w:ilvl="0">
+      <w:start w:val="1"/>
+      <w:numFmt w:val="bullet"/>
+      <w:lvlText w:val=""/>
+      <w:lvlJc w:val="left"/>
+      <w:pPr>
+        <w:tabs>
+          <w:tab w:val="num" w:pos="1068"/>
+        </w:tabs>
+        <w:ind w:left="1068" w:hanging="360"/>
+      </w:pPr>
+      <w:rPr>
+        <w:rFonts w:ascii="Symbol" w:hAnsi="Symbol" w:hint="default"/>
+        <w:sz w:val="20"/>
+      </w:rPr>
+    </w:lvl>
+    <w:lvl w:ilvl="1" w:tentative="1">
+      <w:start w:val="1"/>
+      <w:numFmt w:val="bullet"/>
+      <w:lvlText w:val="o"/>
+      <w:lvlJc w:val="left"/>
+      <w:pPr>
+        <w:tabs>
+          <w:tab w:val="num" w:pos="1788"/>
+        </w:tabs>
+        <w:ind w:left="1788" w:hanging="360"/>
+      </w:pPr>
+      <w:rPr>
+        <w:rFonts w:ascii="Courier New" w:hAnsi="Courier New" w:hint="default"/>
+        <w:sz w:val="20"/>
+      </w:rPr>
+    </w:lvl>
+    <w:lvl w:ilvl="2" w:tentative="1">
+      <w:start w:val="1"/>
+      <w:numFmt w:val="bullet"/>
+      <w:lvlText w:val=""/>
+      <w:lvlJc w:val="left"/>
+      <w:pPr>
+        <w:tabs>
+          <w:tab w:val="num" w:pos="2508"/>
+        </w:tabs>
+        <w:ind w:left="2508" w:hanging="360"/>
+      </w:pPr>
+      <w:rPr>
+        <w:rFonts w:ascii="Wingdings" w:hAnsi="Wingdings" w:hint="default"/>
+        <w:sz w:val="20"/>
+      </w:rPr>
+    </w:lvl>
+    <w:lvl w:ilvl="3" w:tentative="1">
+      <w:start w:val="1"/>
+      <w:numFmt w:val="bullet"/>
+      <w:lvlText w:val=""/>
+      <w:lvlJc w:val="left"/>
+      <w:pPr>
+        <w:tabs>
+          <w:tab w:val="num" w:pos="3228"/>
+        </w:tabs>
+        <w:ind w:left="3228" w:hanging="360"/>
+      </w:pPr>
+      <w:rPr>
+        <w:rFonts w:ascii="Wingdings" w:hAnsi="Wingdings" w:hint="default"/>
+        <w:sz w:val="20"/>
+      </w:rPr>
+    </w:lvl>
+    <w:lvl w:ilvl="4" w:tentative="1">
+      <w:start w:val="1"/>
+      <w:numFmt w:val="bullet"/>
+      <w:lvlText w:val=""/>
+      <w:lvlJc w:val="left"/>
+      <w:pPr>
+        <w:tabs>
+          <w:tab w:val="num" w:pos="3948"/>
+        </w:tabs>
+        <w:ind w:left="3948" w:hanging="360"/>
+      </w:pPr>
+      <w:rPr>
+        <w:rFonts w:ascii="Wingdings" w:hAnsi="Wingdings" w:hint="default"/>
+        <w:sz w:val="20"/>
+      </w:rPr>
+    </w:lvl>
+    <w:lvl w:ilvl="5" w:tentative="1">
+      <w:start w:val="1"/>
+      <w:numFmt w:val="bullet"/>
+      <w:lvlText w:val=""/>
+      <w:lvlJc w:val="left"/>
+      <w:pPr>
+        <w:tabs>
+          <w:tab w:val="num" w:pos="4668"/>
+        </w:tabs>
+        <w:ind w:left="4668" w:hanging="360"/>
+      </w:pPr>
+      <w:rPr>
+        <w:rFonts w:ascii="Wingdings" w:hAnsi="Wingdings" w:hint="default"/>
+        <w:sz w:val="20"/>
+      </w:rPr>
+    </w:lvl>
+    <w:lvl w:ilvl="6" w:tentative="1">
+      <w:start w:val="1"/>
+      <w:numFmt w:val="bullet"/>
+      <w:lvlText w:val=""/>
+      <w:lvlJc w:val="left"/>
+      <w:pPr>
+        <w:tabs>
+          <w:tab w:val="num" w:pos="5388"/>
+        </w:tabs>
+        <w:ind w:left="5388" w:hanging="360"/>
+      </w:pPr>
+      <w:rPr>
+        <w:rFonts w:ascii="Wingdings" w:hAnsi="Wingdings" w:hint="default"/>
+        <w:sz w:val="20"/>
+      </w:rPr>
+    </w:lvl>
+    <w:lvl w:ilvl="7" w:tentative="1">
+      <w:start w:val="1"/>
+      <w:numFmt w:val="bullet"/>
+      <w:lvlText w:val=""/>
+      <w:lvlJc w:val="left"/>
+      <w:pPr>
+        <w:tabs>
+          <w:tab w:val="num" w:pos="6108"/>
+        </w:tabs>
+        <w:ind w:left="6108" w:hanging="360"/>
+      </w:pPr>
+      <w:rPr>
+        <w:rFonts w:ascii="Wingdings" w:hAnsi="Wingdings" w:hint="default"/>
+        <w:sz w:val="20"/>
+      </w:rPr>
+    </w:lvl>
+    <w:lvl w:ilvl="8" w:tentative="1">
+      <w:start w:val="1"/>
+      <w:numFmt w:val="bullet"/>
+      <w:lvlText w:val=""/>
+      <w:lvlJc w:val="left"/>
+      <w:pPr>
+        <w:tabs>
+          <w:tab w:val="num" w:pos="6828"/>
+        </w:tabs>
+        <w:ind w:left="6828" w:hanging="360"/>
+      </w:pPr>
+      <w:rPr>
+        <w:rFonts w:ascii="Wingdings" w:hAnsi="Wingdings" w:hint="default"/>
+        <w:sz w:val="20"/>
+      </w:rPr>
+    </w:lvl>
+  </w:abstractNum>
+  <w:abstractNum w:abstractNumId="4" w15:restartNumberingAfterBreak="0">
     <w:nsid w:val="1481583A"/>
     <w:multiLevelType w:val="multilevel"/>
     <w:tmpl w:val="FBAEDB28"/>
@@ -15341,7 +15771,7 @@
       </w:rPr>
     </w:lvl>
   </w:abstractNum>
-  <w:abstractNum w:abstractNumId="4" w15:restartNumberingAfterBreak="0">
+  <w:abstractNum w:abstractNumId="5" w15:restartNumberingAfterBreak="0">
     <w:nsid w:val="14D84CCE"/>
     <w:multiLevelType w:val="hybridMultilevel"/>
     <w:tmpl w:val="05B2E414"/>
@@ -15453,13 +15883,13 @@
       </w:rPr>
     </w:lvl>
   </w:abstractNum>
-  <w:abstractNum w:abstractNumId="5" w15:restartNumberingAfterBreak="0">
+  <w:abstractNum w:abstractNumId="6" w15:restartNumberingAfterBreak="0">
     <w:nsid w:val="1DC7073C"/>
     <w:multiLevelType w:val="hybridMultilevel"/>
     <w:tmpl w:val="D05252D8"/>
     <w:numStyleLink w:val="Maddearetleri"/>
   </w:abstractNum>
-  <w:abstractNum w:abstractNumId="6" w15:restartNumberingAfterBreak="0">
+  <w:abstractNum w:abstractNumId="7" w15:restartNumberingAfterBreak="0">
     <w:nsid w:val="244C24B4"/>
     <w:multiLevelType w:val="hybridMultilevel"/>
     <w:tmpl w:val="1BD4DF6E"/>
@@ -15548,7 +15978,7 @@
       </w:pPr>
     </w:lvl>
   </w:abstractNum>
-  <w:abstractNum w:abstractNumId="7" w15:restartNumberingAfterBreak="0">
+  <w:abstractNum w:abstractNumId="8" w15:restartNumberingAfterBreak="0">
     <w:nsid w:val="26C20E4E"/>
     <w:multiLevelType w:val="hybridMultilevel"/>
     <w:tmpl w:val="F4121460"/>
@@ -15660,7 +16090,7 @@
       </w:rPr>
     </w:lvl>
   </w:abstractNum>
-  <w:abstractNum w:abstractNumId="8" w15:restartNumberingAfterBreak="0">
+  <w:abstractNum w:abstractNumId="9" w15:restartNumberingAfterBreak="0">
     <w:nsid w:val="272F7727"/>
     <w:multiLevelType w:val="hybridMultilevel"/>
     <w:tmpl w:val="EE2EF23A"/>
@@ -15773,7 +16203,7 @@
       </w:rPr>
     </w:lvl>
   </w:abstractNum>
-  <w:abstractNum w:abstractNumId="9" w15:restartNumberingAfterBreak="0">
+  <w:abstractNum w:abstractNumId="10" w15:restartNumberingAfterBreak="0">
     <w:nsid w:val="2FC25865"/>
     <w:multiLevelType w:val="hybridMultilevel"/>
     <w:tmpl w:val="10A60950"/>
@@ -15886,13 +16316,13 @@
       </w:rPr>
     </w:lvl>
   </w:abstractNum>
-  <w:abstractNum w:abstractNumId="10" w15:restartNumberingAfterBreak="0">
+  <w:abstractNum w:abstractNumId="11" w15:restartNumberingAfterBreak="0">
     <w:nsid w:val="34055DCB"/>
     <w:multiLevelType w:val="hybridMultilevel"/>
     <w:tmpl w:val="E9A4006E"/>
     <w:numStyleLink w:val="eAktarlan2Stili"/>
   </w:abstractNum>
-  <w:abstractNum w:abstractNumId="11" w15:restartNumberingAfterBreak="0">
+  <w:abstractNum w:abstractNumId="12" w15:restartNumberingAfterBreak="0">
     <w:nsid w:val="42D40DDC"/>
     <w:multiLevelType w:val="hybridMultilevel"/>
     <w:tmpl w:val="D05252D8"/>
@@ -16279,7 +16709,7 @@
       </w:rPr>
     </w:lvl>
   </w:abstractNum>
-  <w:abstractNum w:abstractNumId="12" w15:restartNumberingAfterBreak="0">
+  <w:abstractNum w:abstractNumId="13" w15:restartNumberingAfterBreak="0">
     <w:nsid w:val="43D3364C"/>
     <w:multiLevelType w:val="multilevel"/>
     <w:tmpl w:val="710434DE"/>
@@ -16424,7 +16854,7 @@
       </w:rPr>
     </w:lvl>
   </w:abstractNum>
-  <w:abstractNum w:abstractNumId="13" w15:restartNumberingAfterBreak="0">
+  <w:abstractNum w:abstractNumId="14" w15:restartNumberingAfterBreak="0">
     <w:nsid w:val="4A015FB5"/>
     <w:multiLevelType w:val="hybridMultilevel"/>
     <w:tmpl w:val="E9A4006E"/>
@@ -16655,7 +17085,7 @@
       </w:rPr>
     </w:lvl>
   </w:abstractNum>
-  <w:abstractNum w:abstractNumId="14" w15:restartNumberingAfterBreak="0">
+  <w:abstractNum w:abstractNumId="15" w15:restartNumberingAfterBreak="0">
     <w:nsid w:val="4B7D4C4E"/>
     <w:multiLevelType w:val="hybridMultilevel"/>
     <w:tmpl w:val="014AF6DC"/>
@@ -16768,7 +17198,7 @@
       </w:rPr>
     </w:lvl>
   </w:abstractNum>
-  <w:abstractNum w:abstractNumId="15" w15:restartNumberingAfterBreak="0">
+  <w:abstractNum w:abstractNumId="16" w15:restartNumberingAfterBreak="0">
     <w:nsid w:val="4D64290D"/>
     <w:multiLevelType w:val="multilevel"/>
     <w:tmpl w:val="32684266"/>
@@ -16917,13 +17347,13 @@
       </w:rPr>
     </w:lvl>
   </w:abstractNum>
-  <w:abstractNum w:abstractNumId="16" w15:restartNumberingAfterBreak="0">
+  <w:abstractNum w:abstractNumId="17" w15:restartNumberingAfterBreak="0">
     <w:nsid w:val="523036F2"/>
     <w:multiLevelType w:val="multilevel"/>
     <w:tmpl w:val="6C0C95BE"/>
     <w:numStyleLink w:val="eAktarlan1Stili"/>
   </w:abstractNum>
-  <w:abstractNum w:abstractNumId="17" w15:restartNumberingAfterBreak="0">
+  <w:abstractNum w:abstractNumId="18" w15:restartNumberingAfterBreak="0">
     <w:nsid w:val="63185EC5"/>
     <w:multiLevelType w:val="hybridMultilevel"/>
     <w:tmpl w:val="0346E6EA"/>
@@ -17012,7 +17442,7 @@
       </w:pPr>
     </w:lvl>
   </w:abstractNum>
-  <w:abstractNum w:abstractNumId="18" w15:restartNumberingAfterBreak="0">
+  <w:abstractNum w:abstractNumId="19" w15:restartNumberingAfterBreak="0">
     <w:nsid w:val="6C401A26"/>
     <w:multiLevelType w:val="multilevel"/>
     <w:tmpl w:val="CE74BAE6"/>
@@ -17161,7 +17591,7 @@
       </w:rPr>
     </w:lvl>
   </w:abstractNum>
-  <w:abstractNum w:abstractNumId="19" w15:restartNumberingAfterBreak="0">
+  <w:abstractNum w:abstractNumId="20" w15:restartNumberingAfterBreak="0">
     <w:nsid w:val="731B1920"/>
     <w:multiLevelType w:val="multilevel"/>
     <w:tmpl w:val="51F20002"/>
@@ -17310,7 +17740,7 @@
       </w:rPr>
     </w:lvl>
   </w:abstractNum>
-  <w:abstractNum w:abstractNumId="20" w15:restartNumberingAfterBreak="0">
+  <w:abstractNum w:abstractNumId="21" w15:restartNumberingAfterBreak="0">
     <w:nsid w:val="76E457A3"/>
     <w:multiLevelType w:val="multilevel"/>
     <w:tmpl w:val="8F4E45D2"/>
@@ -17460,22 +17890,22 @@
     </w:lvl>
   </w:abstractNum>
   <w:num w:numId="1" w16cid:durableId="491681422">
-    <w:abstractNumId w:val="3"/>
+    <w:abstractNumId w:val="4"/>
   </w:num>
   <w:num w:numId="2" w16cid:durableId="162203388">
-    <w:abstractNumId w:val="3"/>
+    <w:abstractNumId w:val="4"/>
     <w:lvlOverride w:ilvl="0">
       <w:startOverride w:val="2"/>
     </w:lvlOverride>
   </w:num>
   <w:num w:numId="3" w16cid:durableId="1965034802">
-    <w:abstractNumId w:val="3"/>
+    <w:abstractNumId w:val="4"/>
     <w:lvlOverride w:ilvl="0">
       <w:startOverride w:val="3"/>
     </w:lvlOverride>
   </w:num>
   <w:num w:numId="4" w16cid:durableId="1672635837">
-    <w:abstractNumId w:val="3"/>
+    <w:abstractNumId w:val="4"/>
     <w:lvlOverride w:ilvl="0">
       <w:startOverride w:val="4"/>
     </w:lvlOverride>
@@ -17484,30 +17914,30 @@
     <w:abstractNumId w:val="0"/>
   </w:num>
   <w:num w:numId="6" w16cid:durableId="785079912">
-    <w:abstractNumId w:val="16"/>
+    <w:abstractNumId w:val="17"/>
   </w:num>
   <w:num w:numId="7" w16cid:durableId="1502237550">
-    <w:abstractNumId w:val="11"/>
+    <w:abstractNumId w:val="12"/>
   </w:num>
   <w:num w:numId="8" w16cid:durableId="260071790">
-    <w:abstractNumId w:val="5"/>
+    <w:abstractNumId w:val="6"/>
   </w:num>
   <w:num w:numId="9" w16cid:durableId="609436057">
-    <w:abstractNumId w:val="16"/>
+    <w:abstractNumId w:val="17"/>
     <w:lvlOverride w:ilvl="0">
       <w:startOverride w:val="3"/>
     </w:lvlOverride>
   </w:num>
   <w:num w:numId="10" w16cid:durableId="2002809636">
-    <w:abstractNumId w:val="16"/>
+    <w:abstractNumId w:val="17"/>
     <w:lvlOverride w:ilvl="0">
       <w:startOverride w:val="4"/>
     </w:lvlOverride>
   </w:num>
   <w:num w:numId="11" w16cid:durableId="1458530341">
-    <w:abstractNumId w:val="5"/>
+    <w:abstractNumId w:val="6"/>
     <w:lvlOverride w:ilvl="0">
-      <w:lvl w:ilvl="0" w:tplc="7CC65090">
+      <w:lvl w:ilvl="0" w:tplc="89028E48">
         <w:start w:val="1"/>
         <w:numFmt w:val="bullet"/>
         <w:lvlText w:val="•"/>
@@ -17551,7 +17981,7 @@
       </w:lvl>
     </w:lvlOverride>
     <w:lvlOverride w:ilvl="1">
-      <w:lvl w:ilvl="1" w:tplc="F926C9B8">
+      <w:lvl w:ilvl="1" w:tplc="E17E530A">
         <w:start w:val="1"/>
         <w:numFmt w:val="bullet"/>
         <w:lvlText w:val="•"/>
@@ -17595,7 +18025,7 @@
       </w:lvl>
     </w:lvlOverride>
     <w:lvlOverride w:ilvl="2">
-      <w:lvl w:ilvl="2" w:tplc="3F0E77AE">
+      <w:lvl w:ilvl="2" w:tplc="1B3E7E50">
         <w:start w:val="1"/>
         <w:numFmt w:val="bullet"/>
         <w:lvlText w:val="•"/>
@@ -17640,7 +18070,7 @@
       </w:lvl>
     </w:lvlOverride>
     <w:lvlOverride w:ilvl="3">
-      <w:lvl w:ilvl="3" w:tplc="D7E05F7E">
+      <w:lvl w:ilvl="3" w:tplc="3C36745C">
         <w:start w:val="1"/>
         <w:numFmt w:val="bullet"/>
         <w:lvlText w:val="•"/>
@@ -17685,7 +18115,7 @@
       </w:lvl>
     </w:lvlOverride>
     <w:lvlOverride w:ilvl="4">
-      <w:lvl w:ilvl="4" w:tplc="FEF47508">
+      <w:lvl w:ilvl="4" w:tplc="635AD450">
         <w:start w:val="1"/>
         <w:numFmt w:val="bullet"/>
         <w:lvlText w:val="•"/>
@@ -17729,7 +18159,7 @@
       </w:lvl>
     </w:lvlOverride>
     <w:lvlOverride w:ilvl="5">
-      <w:lvl w:ilvl="5" w:tplc="24D463BE">
+      <w:lvl w:ilvl="5" w:tplc="BF4E877A">
         <w:start w:val="1"/>
         <w:numFmt w:val="bullet"/>
         <w:lvlText w:val="•"/>
@@ -17773,7 +18203,7 @@
       </w:lvl>
     </w:lvlOverride>
     <w:lvlOverride w:ilvl="6">
-      <w:lvl w:ilvl="6" w:tplc="EE42209A">
+      <w:lvl w:ilvl="6" w:tplc="EB105418">
         <w:start w:val="1"/>
         <w:numFmt w:val="bullet"/>
         <w:lvlText w:val="•"/>
@@ -17818,7 +18248,7 @@
       </w:lvl>
     </w:lvlOverride>
     <w:lvlOverride w:ilvl="7">
-      <w:lvl w:ilvl="7" w:tplc="FCFC0244">
+      <w:lvl w:ilvl="7" w:tplc="A886A52A">
         <w:start w:val="1"/>
         <w:numFmt w:val="bullet"/>
         <w:lvlText w:val="•"/>
@@ -17862,7 +18292,7 @@
       </w:lvl>
     </w:lvlOverride>
     <w:lvlOverride w:ilvl="8">
-      <w:lvl w:ilvl="8" w:tplc="5A18E836">
+      <w:lvl w:ilvl="8" w:tplc="C60C4F2C">
         <w:start w:val="1"/>
         <w:numFmt w:val="bullet"/>
         <w:lvlText w:val="•"/>
@@ -17907,52 +18337,55 @@
     </w:lvlOverride>
   </w:num>
   <w:num w:numId="12" w16cid:durableId="1581910237">
-    <w:abstractNumId w:val="13"/>
+    <w:abstractNumId w:val="14"/>
   </w:num>
   <w:num w:numId="13" w16cid:durableId="1709187586">
-    <w:abstractNumId w:val="10"/>
+    <w:abstractNumId w:val="11"/>
   </w:num>
   <w:num w:numId="14" w16cid:durableId="338191859">
     <w:abstractNumId w:val="1"/>
   </w:num>
   <w:num w:numId="15" w16cid:durableId="429159298">
-    <w:abstractNumId w:val="6"/>
+    <w:abstractNumId w:val="7"/>
   </w:num>
   <w:num w:numId="16" w16cid:durableId="770587059">
-    <w:abstractNumId w:val="17"/>
+    <w:abstractNumId w:val="18"/>
   </w:num>
   <w:num w:numId="17" w16cid:durableId="1919974986">
-    <w:abstractNumId w:val="4"/>
+    <w:abstractNumId w:val="5"/>
   </w:num>
   <w:num w:numId="18" w16cid:durableId="784270927">
-    <w:abstractNumId w:val="12"/>
+    <w:abstractNumId w:val="13"/>
   </w:num>
   <w:num w:numId="19" w16cid:durableId="1275551023">
-    <w:abstractNumId w:val="7"/>
+    <w:abstractNumId w:val="8"/>
   </w:num>
   <w:num w:numId="20" w16cid:durableId="1645230396">
-    <w:abstractNumId w:val="18"/>
+    <w:abstractNumId w:val="19"/>
   </w:num>
   <w:num w:numId="21" w16cid:durableId="1945458218">
+    <w:abstractNumId w:val="21"/>
+  </w:num>
+  <w:num w:numId="22" w16cid:durableId="1450470675">
+    <w:abstractNumId w:val="16"/>
+  </w:num>
+  <w:num w:numId="23" w16cid:durableId="1855613878">
+    <w:abstractNumId w:val="3"/>
+  </w:num>
+  <w:num w:numId="24" w16cid:durableId="1360621643">
     <w:abstractNumId w:val="20"/>
   </w:num>
-  <w:num w:numId="22" w16cid:durableId="1450470675">
+  <w:num w:numId="25" w16cid:durableId="1383559149">
+    <w:abstractNumId w:val="10"/>
+  </w:num>
+  <w:num w:numId="26" w16cid:durableId="1318415268">
     <w:abstractNumId w:val="15"/>
   </w:num>
-  <w:num w:numId="23" w16cid:durableId="1855613878">
-    <w:abstractNumId w:val="2"/>
-  </w:num>
-  <w:num w:numId="24" w16cid:durableId="1360621643">
-    <w:abstractNumId w:val="19"/>
-  </w:num>
-  <w:num w:numId="25" w16cid:durableId="1383559149">
+  <w:num w:numId="27" w16cid:durableId="1123839921">
     <w:abstractNumId w:val="9"/>
   </w:num>
-  <w:num w:numId="26" w16cid:durableId="1318415268">
-    <w:abstractNumId w:val="14"/>
-  </w:num>
-  <w:num w:numId="27" w16cid:durableId="1123839921">
-    <w:abstractNumId w:val="8"/>
+  <w:num w:numId="28" w16cid:durableId="1822651801">
+    <w:abstractNumId w:val="2"/>
   </w:num>
 </w:numbering>
 </file>
@@ -18734,6 +19167,41 @@
       <w:rFonts w:eastAsia="Times New Roman"/>
       <w:bdr w:val="none" w:sz="0" w:space="0" w:color="auto"/>
       <w:lang w:val="tr-TR" w:eastAsia="tr-TR"/>
+    </w:rPr>
+  </w:style>
+  <w:style w:type="paragraph" w:styleId="NormalWeb">
+    <w:name w:val="Normal (Web)"/>
+    <w:basedOn w:val="Normal"/>
+    <w:uiPriority w:val="99"/>
+    <w:semiHidden/>
+    <w:unhideWhenUsed/>
+    <w:rsid w:val="0039284E"/>
+    <w:pPr>
+      <w:pBdr>
+        <w:top w:val="none" w:sz="0" w:space="0" w:color="auto"/>
+        <w:left w:val="none" w:sz="0" w:space="0" w:color="auto"/>
+        <w:bottom w:val="none" w:sz="0" w:space="0" w:color="auto"/>
+        <w:right w:val="none" w:sz="0" w:space="0" w:color="auto"/>
+        <w:between w:val="none" w:sz="0" w:space="0" w:color="auto"/>
+        <w:bar w:val="none" w:sz="0" w:color="auto"/>
+      </w:pBdr>
+      <w:spacing w:before="100" w:beforeAutospacing="1" w:after="100" w:afterAutospacing="1"/>
+    </w:pPr>
+    <w:rPr>
+      <w:rFonts w:eastAsia="Times New Roman"/>
+      <w:bdr w:val="none" w:sz="0" w:space="0" w:color="auto"/>
+      <w:lang w:val="tr-TR" w:eastAsia="tr-TR"/>
+    </w:rPr>
+  </w:style>
+  <w:style w:type="character" w:styleId="Gl">
+    <w:name w:val="Strong"/>
+    <w:basedOn w:val="VarsaylanParagrafYazTipi"/>
+    <w:uiPriority w:val="22"/>
+    <w:qFormat/>
+    <w:rsid w:val="0039284E"/>
+    <w:rPr>
+      <w:b/>
+      <w:bCs/>
     </w:rPr>
   </w:style>
 </w:styles>
